--- a/docs/livrables/PortFlow_Guide_Utilisateur.docx
+++ b/docs/livrables/PortFlow_Guide_Utilisateur.docx
@@ -446,7 +446,7 @@
           <w:sz w:val="36"/>
           <w:szCs w:val="36"/>
         </w:rPr>
-        <w:t>GUIDE DE L’UTILISATEUR — 05/07/2026</w:t>
+        <w:t>GUIDE DE L’UTILISATEUR — 06/07/2026</w:t>
       </w:r>
       <w:r/>
       <w:r>
@@ -2015,6 +2015,68 @@
     </w:p>
     <w:p>
       <w:pPr>
+        <w:spacing w:before="120" w:after="40"/>
+        <w:jc w:val="center"/>
+        <w:pBdr>
+          <w:top w:val="single" w:sz="4" w:space="4" w:color="B9CDDC"/>
+          <w:left w:val="single" w:sz="4" w:space="4" w:color="B9CDDC"/>
+          <w:bottom w:val="single" w:sz="4" w:space="4" w:color="B9CDDC"/>
+          <w:right w:val="single" w:sz="4" w:space="4" w:color="B9CDDC"/>
+        </w:pBdr>
+      </w:pPr>
+      <w:r>
+        <w:drawing>
+          <wp:inline xmlns:a="http://schemas.openxmlformats.org/drawingml/2006/main" xmlns:pic="http://schemas.openxmlformats.org/drawingml/2006/picture">
+            <wp:extent cx="5486400" cy="3086100"/>
+            <wp:docPr id="1827121789" name="Picture 1827121789"/>
+            <wp:cNvGraphicFramePr>
+              <a:graphicFrameLocks noChangeAspect="1"/>
+            </wp:cNvGraphicFramePr>
+            <a:graphic>
+              <a:graphicData uri="http://schemas.openxmlformats.org/drawingml/2006/picture">
+                <pic:pic>
+                  <pic:nvPicPr>
+                    <pic:cNvPr id="0" name="dashboard.png"/>
+                    <pic:cNvPicPr/>
+                  </pic:nvPicPr>
+                  <pic:blipFill>
+                    <a:blip r:embed="rId30"/>
+                    <a:stretch>
+                      <a:fillRect/>
+                    </a:stretch>
+                  </pic:blipFill>
+                  <pic:spPr>
+                    <a:xfrm>
+                      <a:off x="0" y="0"/>
+                      <a:ext cx="5486400" cy="3086100"/>
+                    </a:xfrm>
+                    <a:prstGeom prst="rect"/>
+                  </pic:spPr>
+                </pic:pic>
+              </a:graphicData>
+            </a:graphic>
+          </wp:inline>
+        </w:drawing>
+      </w:r>
+    </w:p>
+    <w:p>
+      <w:pPr>
+        <w:spacing w:after="200"/>
+        <w:jc w:val="center"/>
+      </w:pPr>
+      <w:r>
+        <w:rPr>
+          <w:rFonts w:ascii="Garamond" w:hAnsi="Garamond"/>
+          <w:b w:val="0"/>
+          <w:i/>
+          <w:color w:val="595959"/>
+          <w:sz w:val="20"/>
+        </w:rPr>
+        <w:t>Figure 1 — Le tableau de bord : ① le bandeau et le badge « EN DIRECT », ② les cinq indicateurs, ③ la carte des axes et tronçons, ④ le panneau des alertes et de l’état des axes. Le bouton ☰ en haut à gauche ouvre le menu.</w:t>
+      </w:r>
+    </w:p>
+    <w:p>
+      <w:pPr>
         <w:pStyle w:val="Titre2"/>
         <w:spacing w:before="280" w:after="160"/>
       </w:pPr>
@@ -2608,6 +2670,68 @@
     </w:p>
     <w:p>
       <w:pPr>
+        <w:spacing w:before="120" w:after="40"/>
+        <w:jc w:val="center"/>
+        <w:pBdr>
+          <w:top w:val="single" w:sz="4" w:space="4" w:color="B9CDDC"/>
+          <w:left w:val="single" w:sz="4" w:space="4" w:color="B9CDDC"/>
+          <w:bottom w:val="single" w:sz="4" w:space="4" w:color="B9CDDC"/>
+          <w:right w:val="single" w:sz="4" w:space="4" w:color="B9CDDC"/>
+        </w:pBdr>
+      </w:pPr>
+      <w:r>
+        <w:drawing>
+          <wp:inline xmlns:a="http://schemas.openxmlformats.org/drawingml/2006/main" xmlns:pic="http://schemas.openxmlformats.org/drawingml/2006/picture">
+            <wp:extent cx="5486400" cy="3086100"/>
+            <wp:docPr id="1827121790" name="Picture 1827121790"/>
+            <wp:cNvGraphicFramePr>
+              <a:graphicFrameLocks noChangeAspect="1"/>
+            </wp:cNvGraphicFramePr>
+            <a:graphic>
+              <a:graphicData uri="http://schemas.openxmlformats.org/drawingml/2006/picture">
+                <pic:pic>
+                  <pic:nvPicPr>
+                    <pic:cNvPr id="0" name="ia.png"/>
+                    <pic:cNvPicPr/>
+                  </pic:nvPicPr>
+                  <pic:blipFill>
+                    <a:blip r:embed="rId31"/>
+                    <a:stretch>
+                      <a:fillRect/>
+                    </a:stretch>
+                  </pic:blipFill>
+                  <pic:spPr>
+                    <a:xfrm>
+                      <a:off x="0" y="0"/>
+                      <a:ext cx="5486400" cy="3086100"/>
+                    </a:xfrm>
+                    <a:prstGeom prst="rect"/>
+                  </pic:spPr>
+                </pic:pic>
+              </a:graphicData>
+            </a:graphic>
+          </wp:inline>
+        </w:drawing>
+      </w:r>
+    </w:p>
+    <w:p>
+      <w:pPr>
+        <w:spacing w:after="200"/>
+        <w:jc w:val="center"/>
+      </w:pPr>
+      <w:r>
+        <w:rPr>
+          <w:rFonts w:ascii="Garamond" w:hAnsi="Garamond"/>
+          <w:b w:val="0"/>
+          <w:i/>
+          <w:color w:val="595959"/>
+          <w:sz w:val="20"/>
+        </w:rPr>
+        <w:t>Figure 2 — La page IA FlowPort : le panneau de recommandations automatiques, les suggestions cliquables, et un exemple de réponse chiffrée à la question « Quel axe emprunter pour rejoindre le port rapidement ? ».</w:t>
+      </w:r>
+    </w:p>
+    <w:p>
+      <w:pPr>
         <w:pStyle w:val="Titre1"/>
         <w:spacing w:before="360" w:after="200"/>
       </w:pPr>
@@ -2631,6 +2755,68 @@
           <w:sz w:val="24"/>
         </w:rPr>
         <w:t>Accessible à tous en bas de la navigation, elle explique d'où viennent les données, comment sont calculés les niveaux, les références, les prévisions et les alertes — et documente honnêtement les limites du système. C'est la référence à partager avec toute personne qui découvre FlowPort.</w:t>
+      </w:r>
+    </w:p>
+    <w:p>
+      <w:pPr>
+        <w:spacing w:before="120" w:after="40"/>
+        <w:jc w:val="center"/>
+        <w:pBdr>
+          <w:top w:val="single" w:sz="4" w:space="4" w:color="B9CDDC"/>
+          <w:left w:val="single" w:sz="4" w:space="4" w:color="B9CDDC"/>
+          <w:bottom w:val="single" w:sz="4" w:space="4" w:color="B9CDDC"/>
+          <w:right w:val="single" w:sz="4" w:space="4" w:color="B9CDDC"/>
+        </w:pBdr>
+      </w:pPr>
+      <w:r>
+        <w:drawing>
+          <wp:inline xmlns:a="http://schemas.openxmlformats.org/drawingml/2006/main" xmlns:pic="http://schemas.openxmlformats.org/drawingml/2006/picture">
+            <wp:extent cx="5486400" cy="3086100"/>
+            <wp:docPr id="1827121791" name="Picture 1827121791"/>
+            <wp:cNvGraphicFramePr>
+              <a:graphicFrameLocks noChangeAspect="1"/>
+            </wp:cNvGraphicFramePr>
+            <a:graphic>
+              <a:graphicData uri="http://schemas.openxmlformats.org/drawingml/2006/picture">
+                <pic:pic>
+                  <pic:nvPicPr>
+                    <pic:cNvPr id="0" name="methodologie.png"/>
+                    <pic:cNvPicPr/>
+                  </pic:nvPicPr>
+                  <pic:blipFill>
+                    <a:blip r:embed="rId32"/>
+                    <a:stretch>
+                      <a:fillRect/>
+                    </a:stretch>
+                  </pic:blipFill>
+                  <pic:spPr>
+                    <a:xfrm>
+                      <a:off x="0" y="0"/>
+                      <a:ext cx="5486400" cy="3086100"/>
+                    </a:xfrm>
+                    <a:prstGeom prst="rect"/>
+                  </pic:spPr>
+                </pic:pic>
+              </a:graphicData>
+            </a:graphic>
+          </wp:inline>
+        </w:drawing>
+      </w:r>
+    </w:p>
+    <w:p>
+      <w:pPr>
+        <w:spacing w:after="200"/>
+        <w:jc w:val="center"/>
+      </w:pPr>
+      <w:r>
+        <w:rPr>
+          <w:rFonts w:ascii="Garamond" w:hAnsi="Garamond"/>
+          <w:b w:val="0"/>
+          <w:i/>
+          <w:color w:val="595959"/>
+          <w:sz w:val="20"/>
+        </w:rPr>
+        <w:t>Figure 3 — La page Méthodologie : dispositif de mesure, tableau des axes surveillés et grille des niveaux N1→N5 avec leur lecture opérationnelle.</w:t>
       </w:r>
     </w:p>
     <w:p>
@@ -3835,7 +4021,7 @@
           <w:color w:val="595959"/>
           <w:sz w:val="20"/>
         </w:rPr>
-        <w:t>FlowPort — Port Autonome d'Abidjan · guide de l'utilisateur · 05/07/2026</w:t>
+        <w:t>FlowPort — Port Autonome d'Abidjan · guide de l'utilisateur · 06/07/2026</w:t>
       </w:r>
     </w:p>
     <w:sectPr>
